--- a/plantilla_pee.docx
+++ b/plantilla_pee.docx
@@ -606,9 +606,6 @@
                 <w:lang w:eastAsia="es-CL"/>
               </w:rPr>
             </w:pPr>
-            <w:r>
-              <w:t>{{REALIZADO_POR}}</w:t>
-            </w:r>
           </w:p>
         </w:tc>
       </w:tr>
@@ -680,9 +677,6 @@
                 <w:lang w:eastAsia="es-CL"/>
               </w:rPr>
             </w:pPr>
-            <w:r>
-              <w:t>{{APROBADO_POR}}</w:t>
-            </w:r>
           </w:p>
         </w:tc>
       </w:tr>
@@ -754,9 +748,6 @@
                 <w:lang w:eastAsia="es-CL"/>
               </w:rPr>
             </w:pPr>
-            <w:r>
-              <w:t>{{FECHA_ACTUALIZACION}}</w:t>
-            </w:r>
           </w:p>
         </w:tc>
       </w:tr>
@@ -4983,7 +4974,7 @@
                 <w:szCs w:val="22"/>
                 <w:lang w:eastAsia="es-MX"/>
               </w:rPr>
-              <w:t xml:space="preserve">Avenida </w:t>
+              <w:t>{{ENTRE_CALLE_1}}</w:t>
             </w:r>
             <w:r>
               <w:rPr>
@@ -4993,7 +4984,6 @@
                 <w:szCs w:val="22"/>
                 <w:lang w:eastAsia="es-MX"/>
               </w:rPr>
-              <w:t>Bernardo O’Higgins</w:t>
             </w:r>
           </w:p>
         </w:tc>
@@ -5114,7 +5104,6 @@
                 <w:szCs w:val="22"/>
                 <w:lang w:eastAsia="es-MX"/>
               </w:rPr>
-              <w:t xml:space="preserve"> </w:t>
             </w:r>
           </w:p>
         </w:tc>
@@ -5651,15 +5640,14 @@
                 <w:sz w:val="22"/>
                 <w:szCs w:val="22"/>
               </w:rPr>
-              <w:t>14</w:t>
-            </w:r>
-            <w:r>
-              <w:rPr>
-                <w:rFonts w:ascii="Calibri" w:hAnsi="Calibri" w:cs="Calibri"/>
-                <w:sz w:val="22"/>
-                <w:szCs w:val="22"/>
-              </w:rPr>
-              <w:t xml:space="preserve"> pisos </w:t>
+              <w:t>{{PISOS_SOBRE}}</w:t>
+            </w:r>
+            <w:r>
+              <w:rPr>
+                <w:rFonts w:ascii="Calibri" w:hAnsi="Calibri" w:cs="Calibri"/>
+                <w:sz w:val="22"/>
+                <w:szCs w:val="22"/>
+              </w:rPr>
             </w:r>
           </w:p>
         </w:tc>
@@ -5769,31 +5757,28 @@
                 <w:sz w:val="22"/>
                 <w:szCs w:val="22"/>
               </w:rPr>
-              <w:t> </w:t>
-            </w:r>
-            <w:r>
-              <w:rPr>
-                <w:rFonts w:ascii="Calibri" w:hAnsi="Calibri" w:cs="Calibri"/>
-                <w:sz w:val="22"/>
-                <w:szCs w:val="22"/>
-              </w:rPr>
-              <w:t>2.670</w:t>
-            </w:r>
-            <w:r>
-              <w:rPr>
-                <w:rFonts w:ascii="Calibri" w:hAnsi="Calibri" w:cs="Calibri"/>
-                <w:sz w:val="22"/>
-                <w:szCs w:val="22"/>
-              </w:rPr>
-              <w:t>,</w:t>
-            </w:r>
-            <w:r>
-              <w:rPr>
-                <w:rFonts w:ascii="Calibri" w:hAnsi="Calibri" w:cs="Calibri"/>
-                <w:sz w:val="22"/>
-                <w:szCs w:val="22"/>
-              </w:rPr>
-              <w:t>55</w:t>
+              <w:t>{{SUPERFICIE}}</w:t>
+            </w:r>
+            <w:r>
+              <w:rPr>
+                <w:rFonts w:ascii="Calibri" w:hAnsi="Calibri" w:cs="Calibri"/>
+                <w:sz w:val="22"/>
+                <w:szCs w:val="22"/>
+              </w:rPr>
+            </w:r>
+            <w:r>
+              <w:rPr>
+                <w:rFonts w:ascii="Calibri" w:hAnsi="Calibri" w:cs="Calibri"/>
+                <w:sz w:val="22"/>
+                <w:szCs w:val="22"/>
+              </w:rPr>
+            </w:r>
+            <w:r>
+              <w:rPr>
+                <w:rFonts w:ascii="Calibri" w:hAnsi="Calibri" w:cs="Calibri"/>
+                <w:sz w:val="22"/>
+                <w:szCs w:val="22"/>
+              </w:rPr>
             </w:r>
           </w:p>
         </w:tc>
@@ -5847,15 +5832,14 @@
                 <w:sz w:val="22"/>
                 <w:szCs w:val="22"/>
               </w:rPr>
-              <w:t> </w:t>
-            </w:r>
-            <w:r>
-              <w:rPr>
-                <w:rFonts w:ascii="Calibri" w:hAnsi="Calibri" w:cs="Calibri"/>
-                <w:sz w:val="22"/>
-                <w:szCs w:val="22"/>
-              </w:rPr>
               <w:t>{{CARGA_OCUPACION}}</w:t>
+            </w:r>
+            <w:r>
+              <w:rPr>
+                <w:rFonts w:ascii="Calibri" w:hAnsi="Calibri" w:cs="Calibri"/>
+                <w:sz w:val="22"/>
+                <w:szCs w:val="22"/>
+              </w:rPr>
             </w:r>
           </w:p>
         </w:tc>
@@ -5904,6 +5888,11 @@
               </w:rPr>
             </w:pPr>
             <w:r>
+              <w:rPr>
+                <w:rFonts w:ascii="Calibri" w:hAnsi="Calibri" w:cs="Calibri"/>
+                <w:sz w:val="22"/>
+                <w:szCs w:val="22"/>
+              </w:rPr>
               <w:t>{{ACCESO_CARRO_BOMBA}}</w:t>
             </w:r>
           </w:p>
@@ -5928,7 +5917,7 @@
                 <w:sz w:val="22"/>
                 <w:szCs w:val="22"/>
               </w:rPr>
-              <w:t> </w:t>
+              <w:t>{{ACCESO_CARRO_BOMBA}}</w:t>
             </w:r>
           </w:p>
         </w:tc>
@@ -6163,15 +6152,14 @@
                 <w:sz w:val="22"/>
                 <w:szCs w:val="22"/>
               </w:rPr>
-              <w:t> </w:t>
-            </w:r>
-            <w:r>
-              <w:rPr>
-                <w:rFonts w:ascii="Calibri" w:hAnsi="Calibri" w:cs="Calibri"/>
-                <w:sz w:val="22"/>
-                <w:szCs w:val="22"/>
-              </w:rPr>
               <w:t>{{NUM_UNIDADES}}</w:t>
+            </w:r>
+            <w:r>
+              <w:rPr>
+                <w:rFonts w:ascii="Calibri" w:hAnsi="Calibri" w:cs="Calibri"/>
+                <w:sz w:val="22"/>
+                <w:szCs w:val="22"/>
+              </w:rPr>
             </w:r>
           </w:p>
         </w:tc>
@@ -6229,15 +6217,14 @@
                 <w:sz w:val="22"/>
                 <w:szCs w:val="22"/>
               </w:rPr>
-              <w:t> </w:t>
-            </w:r>
-            <w:r>
-              <w:rPr>
-                <w:rFonts w:ascii="Calibri" w:hAnsi="Calibri" w:cs="Calibri"/>
-                <w:sz w:val="22"/>
-                <w:szCs w:val="22"/>
-              </w:rPr>
               <w:t>{{NUM_ESTACIONAMIENTOS}}</w:t>
+            </w:r>
+            <w:r>
+              <w:rPr>
+                <w:rFonts w:ascii="Calibri" w:hAnsi="Calibri" w:cs="Calibri"/>
+                <w:sz w:val="22"/>
+                <w:szCs w:val="22"/>
+              </w:rPr>
             </w:r>
           </w:p>
         </w:tc>
@@ -6434,7 +6421,6 @@
                 <w:sz w:val="22"/>
                 <w:szCs w:val="22"/>
               </w:rPr>
-              <w:t>1</w:t>
             </w:r>
           </w:p>
         </w:tc>
@@ -6515,7 +6501,6 @@
                 <w:sz w:val="22"/>
                 <w:szCs w:val="22"/>
               </w:rPr>
-              <w:t>1</w:t>
             </w:r>
             <w:r>
               <w:rPr>
@@ -6525,7 +6510,6 @@
                 <w:sz w:val="22"/>
                 <w:szCs w:val="22"/>
               </w:rPr>
-              <w:t xml:space="preserve"> al </w:t>
             </w:r>
             <w:r>
               <w:rPr>
@@ -6535,7 +6519,6 @@
                 <w:sz w:val="22"/>
                 <w:szCs w:val="22"/>
               </w:rPr>
-              <w:t>14</w:t>
             </w:r>
           </w:p>
         </w:tc>
@@ -6688,7 +6671,9 @@
                 <w:szCs w:val="22"/>
                 <w:lang w:eastAsia="es-CL"/>
               </w:rPr>
-              <w:t xml:space="preserve">{{CLASE_ESTRUCTURA}} </w:t>
+              <w:t>{{CLASE_ESTRUCTURA}}</w:t>
+              <w:br/>
+              <w:t>{{DESCRIPCION_ESTRUCTURA}}</w:t>
             </w:r>
             <w:r>
               <w:rPr>
@@ -6698,7 +6683,6 @@
                 <w:szCs w:val="22"/>
                 <w:lang w:eastAsia="es-CL"/>
               </w:rPr>
-              <w:br/>
             </w:r>
             <w:r>
               <w:rPr>
@@ -6708,7 +6692,6 @@
                 <w:szCs w:val="22"/>
                 <w:lang w:eastAsia="es-CL"/>
               </w:rPr>
-              <w:t>{{DESCRIPCION_ESTRUCTURA}}</w:t>
             </w:r>
           </w:p>
         </w:tc>
@@ -6964,7 +6947,7 @@
                 <w:sz w:val="22"/>
                 <w:szCs w:val="22"/>
               </w:rPr>
-              <w:t>No</w:t>
+              <w:t>{{BOCINAS_ALARMA}}</w:t>
             </w:r>
           </w:p>
         </w:tc>
@@ -7016,7 +6999,7 @@
                 <w:sz w:val="22"/>
                 <w:szCs w:val="22"/>
               </w:rPr>
-              <w:t>No</w:t>
+              <w:t>{{DETECTORES_HUMO}}</w:t>
             </w:r>
           </w:p>
         </w:tc>
@@ -7069,7 +7052,7 @@
                 <w:sz w:val="22"/>
                 <w:szCs w:val="22"/>
               </w:rPr>
-              <w:t>No aplica</w:t>
+              <w:t>{{DETECTORES_CALOR}}</w:t>
             </w:r>
           </w:p>
         </w:tc>
@@ -7121,7 +7104,7 @@
                 <w:sz w:val="22"/>
                 <w:szCs w:val="22"/>
               </w:rPr>
-              <w:t>No</w:t>
+              <w:t>{{PALANCAS_ALARMA}}</w:t>
             </w:r>
           </w:p>
         </w:tc>
@@ -7249,7 +7232,7 @@
                 <w:szCs w:val="22"/>
                 <w:lang w:eastAsia="es-CL"/>
               </w:rPr>
-              <w:t xml:space="preserve">SI, cada </w:t>
+              <w:t>{{TELEFONOS}}</w:t>
             </w:r>
             <w:r>
               <w:rPr>
@@ -7259,7 +7242,6 @@
                 <w:szCs w:val="22"/>
                 <w:lang w:eastAsia="es-CL"/>
               </w:rPr>
-              <w:t>oficina</w:t>
             </w:r>
           </w:p>
         </w:tc>
@@ -7334,7 +7316,7 @@
                 <w:szCs w:val="22"/>
                 <w:lang w:eastAsia="es-CL"/>
               </w:rPr>
-              <w:t>En conserjería y departamentos</w:t>
+              <w:t>{{CITOFONOS}}</w:t>
             </w:r>
           </w:p>
         </w:tc>
@@ -7409,7 +7391,7 @@
                 <w:szCs w:val="22"/>
                 <w:lang w:eastAsia="es-CL"/>
               </w:rPr>
-              <w:t>No</w:t>
+              <w:t>{{ALTAVOCES}}</w:t>
             </w:r>
           </w:p>
         </w:tc>
@@ -7483,7 +7465,7 @@
                 <w:szCs w:val="22"/>
                 <w:lang w:eastAsia="es-CL"/>
               </w:rPr>
-              <w:t>No</w:t>
+              <w:t>{{OTROS_COMUNICACION}}</w:t>
             </w:r>
           </w:p>
         </w:tc>
@@ -7581,7 +7563,7 @@
                 <w:sz w:val="22"/>
                 <w:szCs w:val="22"/>
               </w:rPr>
-              <w:t>No</w:t>
+              <w:t>{{RED_SECA}}</w:t>
             </w:r>
           </w:p>
         </w:tc>
@@ -7641,7 +7623,6 @@
                 <w:sz w:val="22"/>
                 <w:szCs w:val="22"/>
               </w:rPr>
-              <w:t>.</w:t>
             </w:r>
           </w:p>
         </w:tc>
@@ -7694,7 +7675,7 @@
                 <w:sz w:val="22"/>
                 <w:szCs w:val="22"/>
               </w:rPr>
-              <w:t>Si</w:t>
+              <w:t>{{ESTANQUE_AGUA}}</w:t>
             </w:r>
           </w:p>
         </w:tc>
@@ -7747,7 +7728,7 @@
                 <w:sz w:val="22"/>
                 <w:szCs w:val="22"/>
               </w:rPr>
-              <w:t>Si</w:t>
+              <w:t>{{EXTINTORES}}</w:t>
             </w:r>
           </w:p>
         </w:tc>
@@ -7799,7 +7780,7 @@
                 <w:sz w:val="22"/>
                 <w:szCs w:val="22"/>
               </w:rPr>
-              <w:t>No</w:t>
+              <w:t>{{RED_INERTE}}</w:t>
             </w:r>
           </w:p>
         </w:tc>
@@ -7939,7 +7920,6 @@
                 <w:szCs w:val="22"/>
                 <w:lang w:eastAsia="es-CL"/>
               </w:rPr>
-              <w:t xml:space="preserve"> por la caja escalera</w:t>
             </w:r>
             <w:r>
               <w:rPr>
@@ -7949,7 +7929,6 @@
                 <w:szCs w:val="22"/>
                 <w:lang w:eastAsia="es-CL"/>
               </w:rPr>
-              <w:t xml:space="preserve"> hacia el primer piso y dirigirse a la zona de seguridad exterior</w:t>
             </w:r>
             <w:r>
               <w:rPr>
@@ -7959,7 +7938,6 @@
                 <w:szCs w:val="22"/>
                 <w:lang w:eastAsia="es-CL"/>
               </w:rPr>
-              <w:t>.</w:t>
             </w:r>
           </w:p>
         </w:tc>
@@ -8108,7 +8086,7 @@
                 <w:szCs w:val="22"/>
                 <w:lang w:eastAsia="es-CL"/>
               </w:rPr>
-              <w:t>No</w:t>
+              <w:t>{{ALTAVOCES_EVAC}}</w:t>
             </w:r>
           </w:p>
         </w:tc>
@@ -8182,7 +8160,7 @@
                 <w:szCs w:val="22"/>
                 <w:lang w:eastAsia="es-CL"/>
               </w:rPr>
-              <w:t>Se define como Zona de Seguridad Principal el área exterior</w:t>
+              <w:t>{{ZONA_SEGURIDAD}}</w:t>
             </w:r>
             <w:r>
               <w:rPr>
@@ -8192,7 +8170,6 @@
                 <w:szCs w:val="22"/>
                 <w:lang w:eastAsia="es-CL"/>
               </w:rPr>
-              <w:t xml:space="preserve"> del edificio por </w:t>
             </w:r>
             <w:r>
               <w:rPr>
@@ -8202,7 +8179,6 @@
                 <w:szCs w:val="22"/>
                 <w:lang w:eastAsia="es-CL"/>
               </w:rPr>
-              <w:t>{{ACCESO_EDIFICIO}}</w:t>
             </w:r>
             <w:r>
               <w:rPr>
@@ -8212,7 +8188,6 @@
                 <w:szCs w:val="22"/>
                 <w:lang w:eastAsia="es-CL"/>
               </w:rPr>
-              <w:t xml:space="preserve"> en el sector del </w:t>
             </w:r>
             <w:r>
               <w:rPr>
@@ -8224,7 +8199,6 @@
                 <w:szCs w:val="22"/>
                 <w:lang w:eastAsia="es-CL"/>
               </w:rPr>
-              <w:t>monumento a Fermin Vivaceta.</w:t>
             </w:r>
             <w:r>
               <w:rPr>
@@ -8234,7 +8208,6 @@
                 <w:szCs w:val="22"/>
                 <w:lang w:eastAsia="es-CL"/>
               </w:rPr>
-              <w:t xml:space="preserve"> </w:t>
             </w:r>
           </w:p>
           <w:p>
@@ -8391,7 +8364,7 @@
                 <w:sz w:val="22"/>
                 <w:szCs w:val="22"/>
               </w:rPr>
-              <w:t>SI</w:t>
+              <w:t>{{TABLERO_GENERAL}}</w:t>
             </w:r>
           </w:p>
         </w:tc>
@@ -8443,31 +8416,28 @@
                 <w:sz w:val="22"/>
                 <w:szCs w:val="22"/>
               </w:rPr>
-              <w:t xml:space="preserve">Tableros: </w:t>
-            </w:r>
-            <w:r>
-              <w:rPr>
-                <w:rFonts w:ascii="Calibri" w:hAnsi="Calibri" w:cs="Calibri"/>
-                <w:sz w:val="22"/>
-                <w:szCs w:val="22"/>
-              </w:rPr>
-              <w:t>Ubicad</w:t>
-            </w:r>
-            <w:r>
-              <w:rPr>
-                <w:rFonts w:ascii="Calibri" w:hAnsi="Calibri" w:cs="Calibri"/>
-                <w:sz w:val="22"/>
-                <w:szCs w:val="22"/>
-              </w:rPr>
-              <w:t>os</w:t>
-            </w:r>
-            <w:r>
-              <w:rPr>
-                <w:rFonts w:ascii="Calibri" w:hAnsi="Calibri" w:cs="Calibri"/>
-                <w:sz w:val="22"/>
-                <w:szCs w:val="22"/>
-              </w:rPr>
-              <w:t xml:space="preserve"> detrás de la puerta por dentro de cada departamento</w:t>
+              <w:t>{{TABLEROS_UNIDADES}}</w:t>
+            </w:r>
+            <w:r>
+              <w:rPr>
+                <w:rFonts w:ascii="Calibri" w:hAnsi="Calibri" w:cs="Calibri"/>
+                <w:sz w:val="22"/>
+                <w:szCs w:val="22"/>
+              </w:rPr>
+            </w:r>
+            <w:r>
+              <w:rPr>
+                <w:rFonts w:ascii="Calibri" w:hAnsi="Calibri" w:cs="Calibri"/>
+                <w:sz w:val="22"/>
+                <w:szCs w:val="22"/>
+              </w:rPr>
+            </w:r>
+            <w:r>
+              <w:rPr>
+                <w:rFonts w:ascii="Calibri" w:hAnsi="Calibri" w:cs="Calibri"/>
+                <w:sz w:val="22"/>
+                <w:szCs w:val="22"/>
+              </w:rPr>
             </w:r>
           </w:p>
           <w:p>
@@ -8537,7 +8507,7 @@
                 <w:sz w:val="22"/>
                 <w:szCs w:val="22"/>
               </w:rPr>
-              <w:t>No</w:t>
+              <w:t>{{GRUPO_ELECTROGENO}}</w:t>
             </w:r>
           </w:p>
         </w:tc>
@@ -8590,15 +8560,14 @@
                 <w:sz w:val="22"/>
                 <w:szCs w:val="22"/>
               </w:rPr>
-              <w:t>SI, en los pasillos de cada piso</w:t>
-            </w:r>
-            <w:r>
-              <w:rPr>
-                <w:rFonts w:ascii="Calibri" w:hAnsi="Calibri" w:cs="Calibri"/>
-                <w:sz w:val="22"/>
-                <w:szCs w:val="22"/>
-              </w:rPr>
-              <w:t xml:space="preserve"> y otras áreas comunes de circulación</w:t>
+              <w:t>{{ILUMINACION_EMERGENCIA}}</w:t>
+            </w:r>
+            <w:r>
+              <w:rPr>
+                <w:rFonts w:ascii="Calibri" w:hAnsi="Calibri" w:cs="Calibri"/>
+                <w:sz w:val="22"/>
+                <w:szCs w:val="22"/>
+              </w:rPr>
             </w:r>
           </w:p>
         </w:tc>
@@ -8729,7 +8698,7 @@
                 <w:szCs w:val="22"/>
                 <w:lang w:eastAsia="es-CL"/>
               </w:rPr>
-              <w:t>Si</w:t>
+              <w:t>{{GAS}}</w:t>
             </w:r>
           </w:p>
         </w:tc>
@@ -8803,7 +8772,7 @@
                 <w:szCs w:val="22"/>
                 <w:lang w:eastAsia="es-CL"/>
               </w:rPr>
-              <w:t>Si</w:t>
+              <w:t>{{MEDIDORES_GAS}}</w:t>
             </w:r>
           </w:p>
         </w:tc>
@@ -8973,7 +8942,7 @@
                 <w:szCs w:val="22"/>
                 <w:lang w:eastAsia="es-CL"/>
               </w:rPr>
-              <w:t>No aplica</w:t>
+              <w:t>{{TANQUE_GAS}}</w:t>
             </w:r>
           </w:p>
         </w:tc>
@@ -9047,7 +9016,7 @@
                 <w:szCs w:val="22"/>
                 <w:lang w:eastAsia="es-CL"/>
               </w:rPr>
-              <w:t>No</w:t>
+              <w:t>{{TANQUE_PETROLEO}}</w:t>
             </w:r>
           </w:p>
         </w:tc>
@@ -9179,7 +9148,7 @@
                 <w:szCs w:val="22"/>
                 <w:lang w:eastAsia="es-CL"/>
               </w:rPr>
-              <w:t xml:space="preserve">SI </w:t>
+              <w:t>{{VENTILACION_CENTRALIZADA}}</w:t>
             </w:r>
             <w:r>
               <w:rPr>
@@ -9189,7 +9158,6 @@
                 <w:szCs w:val="22"/>
                 <w:lang w:eastAsia="es-CL"/>
               </w:rPr>
-              <w:t>X (Presurización caja escala)</w:t>
             </w:r>
           </w:p>
         </w:tc>
@@ -9299,7 +9267,7 @@
                 <w:szCs w:val="22"/>
                 <w:lang w:eastAsia="es-CL"/>
               </w:rPr>
-              <w:t>No</w:t>
+              <w:t>{{TABLERO_COMANDO_VENT}}</w:t>
             </w:r>
           </w:p>
         </w:tc>
@@ -9375,7 +9343,7 @@
                 <w:szCs w:val="22"/>
                 <w:lang w:eastAsia="es-CL"/>
               </w:rPr>
-              <w:t>No</w:t>
+              <w:t>{{TOMA_AIRE}}</w:t>
             </w:r>
           </w:p>
         </w:tc>
@@ -25131,7 +25099,7 @@
           <w:szCs w:val="22"/>
           <w:lang w:eastAsia="es-MX"/>
         </w:rPr>
-        <w:t>Se define como Zona de Seguridad Principal el área exterior del edificio por {{ACCESO_EDIFICIO}} en el sector del monumento a Fermin Vivaceta.</w:t>
+        <w:t>{{ZONA_SEGURIDAD_TEXTO}}</w:t>
       </w:r>
     </w:p>
     <w:p>
@@ -34632,7 +34600,7 @@
                 <w:szCs w:val="22"/>
                 <w:lang w:eastAsia="es-CL"/>
               </w:rPr>
-              <w:t>{{DIRECCION_UPPER}}</w:t>
+              <w:t>DIAGONAL PARAGUAY 481</w:t>
             </w:r>
           </w:p>
         </w:tc>
@@ -34779,7 +34747,7 @@
                 <w:szCs w:val="22"/>
                 <w:lang w:eastAsia="es-CL"/>
               </w:rPr>
-              <w:t>{{DIRECCION_UPPER}}</w:t>
+              <w:t>DIAGONAL PARAGUAY 481</w:t>
             </w:r>
           </w:p>
         </w:tc>
@@ -35288,7 +35256,7 @@
                 <w:szCs w:val="22"/>
                 <w:lang w:eastAsia="es-CL"/>
               </w:rPr>
-              <w:t>{{DIRECCION_UPPER}}</w:t>
+              <w:t>DIAGONAL PARAGUAY 481</w:t>
             </w:r>
           </w:p>
         </w:tc>
@@ -35435,7 +35403,7 @@
                 <w:szCs w:val="22"/>
                 <w:lang w:eastAsia="es-CL"/>
               </w:rPr>
-              <w:t>{{DIRECCION_UPPER}}</w:t>
+              <w:t>DIAGONAL PARAGUAY 481</w:t>
             </w:r>
           </w:p>
         </w:tc>
@@ -35936,7 +35904,7 @@
                 <w:szCs w:val="22"/>
                 <w:lang w:eastAsia="es-CL"/>
               </w:rPr>
-              <w:t>{{DIRECCION_UPPER}}</w:t>
+              <w:t>DIAGONAL PARAGUAY 481</w:t>
             </w:r>
           </w:p>
         </w:tc>
@@ -36083,7 +36051,7 @@
                 <w:szCs w:val="22"/>
                 <w:lang w:eastAsia="es-CL"/>
               </w:rPr>
-              <w:t>{{DIRECCION_UPPER}}</w:t>
+              <w:t>DIAGONAL PARAGUAY 481</w:t>
             </w:r>
           </w:p>
         </w:tc>

--- a/plantilla_pee.docx
+++ b/plantilla_pee.docx
@@ -5893,7 +5893,7 @@
                 <w:sz w:val="22"/>
                 <w:szCs w:val="22"/>
               </w:rPr>
-              <w:t>{{ACCESO_CARRO_BOMBA}}</w:t>
+              <w:t> </w:t>
             </w:r>
           </w:p>
         </w:tc>
@@ -5917,7 +5917,7 @@
                 <w:sz w:val="22"/>
                 <w:szCs w:val="22"/>
               </w:rPr>
-              <w:t>{{ACCESO_CARRO_BOMBA}}</w:t>
+              <w:t> </w:t>
             </w:r>
           </w:p>
         </w:tc>
@@ -5950,7 +5950,7 @@
                 <w:sz w:val="22"/>
                 <w:szCs w:val="22"/>
               </w:rPr>
-              <w:t>{{CARRO_BOMBA_SI_NO}}</w:t>
+              <w:t>{{CARRO_SI}}</w:t>
             </w:r>
           </w:p>
         </w:tc>
@@ -5978,7 +5978,7 @@
                 <w:sz w:val="22"/>
                 <w:szCs w:val="22"/>
               </w:rPr>
-              <w:t>NO</w:t>
+              <w:t>{{CARRO_NO}}</w:t>
             </w:r>
             <w:r>
               <w:rPr>
@@ -5988,7 +5988,6 @@
                 <w:sz w:val="22"/>
                 <w:szCs w:val="22"/>
               </w:rPr>
-              <w:t xml:space="preserve"> </w:t>
             </w:r>
             <w:r>
               <w:rPr>
@@ -5998,7 +5997,6 @@
                 <w:sz w:val="22"/>
                 <w:szCs w:val="22"/>
               </w:rPr>
-              <w:t>X</w:t>
             </w:r>
           </w:p>
         </w:tc>
@@ -6044,6 +6042,9 @@
                 <w:szCs w:val="22"/>
               </w:rPr>
             </w:pPr>
+            <w:r>
+              <w:t>{{CALLE_CARRO_BOMBA}}</w:t>
+            </w:r>
           </w:p>
         </w:tc>
       </w:tr>
